--- a/Knowledge/3-Work knowledge/1-Software Engineering/1-Fundamentals/5-My Source/7-Software/5-Software Development Life Cycle (SDLC)/1-Phases of SDLC/1-Coding Concepts/2-Script.docx
+++ b/Knowledge/3-Work knowledge/1-Software Engineering/1-Fundamentals/5-My Source/7-Software/5-Software Development Life Cycle (SDLC)/1-Phases of SDLC/1-Coding Concepts/2-Script.docx
@@ -118,16 +118,34 @@
           <w:sz w:val="18"/>
           <w:highlight w:val="lightGray"/>
         </w:rPr>
-        <w:t xml:space="preserve"> [6/</w:t>
-      </w:r>
-      <w:r>
-        <w:rPr>
-          <w:rFonts w:ascii="Arial" w:hAnsi="Arial"/>
-          <w:color w:val="000000"/>
-          <w:sz w:val="18"/>
-          <w:highlight w:val="lightGray"/>
-        </w:rPr>
-        <w:t>7</w:t>
+        <w:t xml:space="preserve"> [</w:t>
+      </w:r>
+      <w:r>
+        <w:rPr>
+          <w:rFonts w:ascii="Arial" w:hAnsi="Arial"/>
+          <w:color w:val="000000"/>
+          <w:sz w:val="18"/>
+          <w:highlight w:val="lightGray"/>
+        </w:rPr>
+        <w:t>1</w:t>
+      </w:r>
+      <w:r>
+        <w:rPr>
+          <w:rFonts w:ascii="Arial" w:hAnsi="Arial"/>
+          <w:color w:val="000000"/>
+          <w:sz w:val="18"/>
+          <w:highlight w:val="lightGray"/>
+        </w:rPr>
+        <w:t>/</w:t>
+      </w:r>
+      <w:r>
+        <w:rPr>
+          <w:rFonts w:ascii="Arial" w:hAnsi="Arial"/>
+          <w:color w:val="000000"/>
+          <w:sz w:val="18"/>
+          <w:highlight w:val="lightGray"/>
+        </w:rPr>
+        <w:t>23</w:t>
       </w:r>
       <w:r>
         <w:rPr>
@@ -323,16 +341,34 @@
           <w:sz w:val="18"/>
           <w:highlight w:val="lightGray"/>
         </w:rPr>
-        <w:t xml:space="preserve"> [6/</w:t>
-      </w:r>
-      <w:r>
-        <w:rPr>
-          <w:rFonts w:ascii="Arial" w:hAnsi="Arial"/>
-          <w:color w:val="000000"/>
-          <w:sz w:val="18"/>
-          <w:highlight w:val="lightGray"/>
-        </w:rPr>
-        <w:t>7</w:t>
+        <w:t xml:space="preserve"> [</w:t>
+      </w:r>
+      <w:r>
+        <w:rPr>
+          <w:rFonts w:ascii="Arial" w:hAnsi="Arial"/>
+          <w:color w:val="000000"/>
+          <w:sz w:val="18"/>
+          <w:highlight w:val="lightGray"/>
+        </w:rPr>
+        <w:t>1</w:t>
+      </w:r>
+      <w:r>
+        <w:rPr>
+          <w:rFonts w:ascii="Arial" w:hAnsi="Arial"/>
+          <w:color w:val="000000"/>
+          <w:sz w:val="18"/>
+          <w:highlight w:val="lightGray"/>
+        </w:rPr>
+        <w:t>/</w:t>
+      </w:r>
+      <w:r>
+        <w:rPr>
+          <w:rFonts w:ascii="Arial" w:hAnsi="Arial"/>
+          <w:color w:val="000000"/>
+          <w:sz w:val="18"/>
+          <w:highlight w:val="lightGray"/>
+        </w:rPr>
+        <w:t>23</w:t>
       </w:r>
       <w:r>
         <w:rPr>
@@ -657,16 +693,34 @@
           <w:sz w:val="18"/>
           <w:highlight w:val="lightGray"/>
         </w:rPr>
-        <w:t xml:space="preserve"> [6/</w:t>
-      </w:r>
-      <w:r>
-        <w:rPr>
-          <w:rFonts w:ascii="Arial" w:hAnsi="Arial"/>
-          <w:color w:val="000000"/>
-          <w:sz w:val="18"/>
-          <w:highlight w:val="lightGray"/>
-        </w:rPr>
-        <w:t>7</w:t>
+        <w:t xml:space="preserve"> [</w:t>
+      </w:r>
+      <w:r>
+        <w:rPr>
+          <w:rFonts w:ascii="Arial" w:hAnsi="Arial"/>
+          <w:color w:val="000000"/>
+          <w:sz w:val="18"/>
+          <w:highlight w:val="lightGray"/>
+        </w:rPr>
+        <w:t>1</w:t>
+      </w:r>
+      <w:r>
+        <w:rPr>
+          <w:rFonts w:ascii="Arial" w:hAnsi="Arial"/>
+          <w:color w:val="000000"/>
+          <w:sz w:val="18"/>
+          <w:highlight w:val="lightGray"/>
+        </w:rPr>
+        <w:t>/</w:t>
+      </w:r>
+      <w:r>
+        <w:rPr>
+          <w:rFonts w:ascii="Arial" w:hAnsi="Arial"/>
+          <w:color w:val="000000"/>
+          <w:sz w:val="18"/>
+          <w:highlight w:val="lightGray"/>
+        </w:rPr>
+        <w:t>23</w:t>
       </w:r>
       <w:r>
         <w:rPr>
@@ -941,16 +995,34 @@
           <w:sz w:val="18"/>
           <w:highlight w:val="lightGray"/>
         </w:rPr>
-        <w:t xml:space="preserve"> [6/</w:t>
-      </w:r>
-      <w:r>
-        <w:rPr>
-          <w:rFonts w:ascii="Arial" w:hAnsi="Arial"/>
-          <w:color w:val="000000"/>
-          <w:sz w:val="18"/>
-          <w:highlight w:val="lightGray"/>
-        </w:rPr>
-        <w:t>7</w:t>
+        <w:t xml:space="preserve"> [</w:t>
+      </w:r>
+      <w:r>
+        <w:rPr>
+          <w:rFonts w:ascii="Arial" w:hAnsi="Arial"/>
+          <w:color w:val="000000"/>
+          <w:sz w:val="18"/>
+          <w:highlight w:val="lightGray"/>
+        </w:rPr>
+        <w:t>1</w:t>
+      </w:r>
+      <w:r>
+        <w:rPr>
+          <w:rFonts w:ascii="Arial" w:hAnsi="Arial"/>
+          <w:color w:val="000000"/>
+          <w:sz w:val="18"/>
+          <w:highlight w:val="lightGray"/>
+        </w:rPr>
+        <w:t>/</w:t>
+      </w:r>
+      <w:r>
+        <w:rPr>
+          <w:rFonts w:ascii="Arial" w:hAnsi="Arial"/>
+          <w:color w:val="000000"/>
+          <w:sz w:val="18"/>
+          <w:highlight w:val="lightGray"/>
+        </w:rPr>
+        <w:t>23</w:t>
       </w:r>
       <w:r>
         <w:rPr>
@@ -1214,16 +1286,34 @@
           <w:sz w:val="18"/>
           <w:highlight w:val="lightGray"/>
         </w:rPr>
-        <w:t xml:space="preserve"> [6/</w:t>
-      </w:r>
-      <w:r>
-        <w:rPr>
-          <w:rFonts w:ascii="Arial" w:hAnsi="Arial"/>
-          <w:color w:val="000000"/>
-          <w:sz w:val="18"/>
-          <w:highlight w:val="lightGray"/>
-        </w:rPr>
-        <w:t>7</w:t>
+        <w:t xml:space="preserve"> [</w:t>
+      </w:r>
+      <w:r>
+        <w:rPr>
+          <w:rFonts w:ascii="Arial" w:hAnsi="Arial"/>
+          <w:color w:val="000000"/>
+          <w:sz w:val="18"/>
+          <w:highlight w:val="lightGray"/>
+        </w:rPr>
+        <w:t>1</w:t>
+      </w:r>
+      <w:r>
+        <w:rPr>
+          <w:rFonts w:ascii="Arial" w:hAnsi="Arial"/>
+          <w:color w:val="000000"/>
+          <w:sz w:val="18"/>
+          <w:highlight w:val="lightGray"/>
+        </w:rPr>
+        <w:t>/</w:t>
+      </w:r>
+      <w:r>
+        <w:rPr>
+          <w:rFonts w:ascii="Arial" w:hAnsi="Arial"/>
+          <w:color w:val="000000"/>
+          <w:sz w:val="18"/>
+          <w:highlight w:val="lightGray"/>
+        </w:rPr>
+        <w:t>23</w:t>
       </w:r>
       <w:r>
         <w:rPr>
@@ -1547,19 +1637,11 @@
           <w:rFonts w:ascii="Roboto Mono" w:hAnsi="Roboto Mono"/>
         </w:rPr>
       </w:pPr>
-      <w:proofErr w:type="gramStart"/>
-      <w:r>
-        <w:rPr>
-          <w:rFonts w:ascii="Roboto Mono" w:hAnsi="Roboto Mono"/>
-        </w:rPr>
-        <w:t>print(</w:t>
-      </w:r>
-      <w:proofErr w:type="gramEnd"/>
-      <w:r>
-        <w:rPr>
-          <w:rFonts w:ascii="Roboto Mono" w:hAnsi="Roboto Mono"/>
-        </w:rPr>
-        <w:t>"Hello World")</w:t>
+      <w:r>
+        <w:rPr>
+          <w:rFonts w:ascii="Roboto Mono" w:hAnsi="Roboto Mono"/>
+        </w:rPr>
+        <w:t>print("Hello World")</w:t>
       </w:r>
     </w:p>
     <w:p>
@@ -1749,19 +1831,11 @@
           <w:rFonts w:ascii="Roboto Mono" w:hAnsi="Roboto Mono"/>
         </w:rPr>
       </w:pPr>
-      <w:proofErr w:type="gramStart"/>
-      <w:r>
-        <w:rPr>
-          <w:rFonts w:ascii="Roboto Mono" w:hAnsi="Roboto Mono"/>
-        </w:rPr>
-        <w:t>console.log(</w:t>
-      </w:r>
-      <w:proofErr w:type="gramEnd"/>
-      <w:r>
-        <w:rPr>
-          <w:rFonts w:ascii="Roboto Mono" w:hAnsi="Roboto Mono"/>
-        </w:rPr>
-        <w:t>"Hello World");</w:t>
+      <w:r>
+        <w:rPr>
+          <w:rFonts w:ascii="Roboto Mono" w:hAnsi="Roboto Mono"/>
+        </w:rPr>
+        <w:t>console.log("Hello World");</w:t>
       </w:r>
     </w:p>
     <w:p>
@@ -1990,16 +2064,34 @@
           <w:sz w:val="18"/>
           <w:highlight w:val="lightGray"/>
         </w:rPr>
-        <w:t xml:space="preserve"> [6/</w:t>
-      </w:r>
-      <w:r>
-        <w:rPr>
-          <w:rFonts w:ascii="Arial" w:hAnsi="Arial"/>
-          <w:color w:val="000000"/>
-          <w:sz w:val="18"/>
-          <w:highlight w:val="lightGray"/>
-        </w:rPr>
-        <w:t>7</w:t>
+        <w:t xml:space="preserve"> [</w:t>
+      </w:r>
+      <w:r>
+        <w:rPr>
+          <w:rFonts w:ascii="Arial" w:hAnsi="Arial"/>
+          <w:color w:val="000000"/>
+          <w:sz w:val="18"/>
+          <w:highlight w:val="lightGray"/>
+        </w:rPr>
+        <w:t>1</w:t>
+      </w:r>
+      <w:r>
+        <w:rPr>
+          <w:rFonts w:ascii="Arial" w:hAnsi="Arial"/>
+          <w:color w:val="000000"/>
+          <w:sz w:val="18"/>
+          <w:highlight w:val="lightGray"/>
+        </w:rPr>
+        <w:t>/</w:t>
+      </w:r>
+      <w:r>
+        <w:rPr>
+          <w:rFonts w:ascii="Arial" w:hAnsi="Arial"/>
+          <w:color w:val="000000"/>
+          <w:sz w:val="18"/>
+          <w:highlight w:val="lightGray"/>
+        </w:rPr>
+        <w:t>23</w:t>
       </w:r>
       <w:r>
         <w:rPr>
@@ -2243,16 +2335,34 @@
           <w:sz w:val="18"/>
           <w:highlight w:val="lightGray"/>
         </w:rPr>
-        <w:t xml:space="preserve"> [6/</w:t>
-      </w:r>
-      <w:r>
-        <w:rPr>
-          <w:rFonts w:ascii="Arial" w:hAnsi="Arial"/>
-          <w:color w:val="000000"/>
-          <w:sz w:val="18"/>
-          <w:highlight w:val="lightGray"/>
-        </w:rPr>
-        <w:t>7</w:t>
+        <w:t xml:space="preserve"> [</w:t>
+      </w:r>
+      <w:r>
+        <w:rPr>
+          <w:rFonts w:ascii="Arial" w:hAnsi="Arial"/>
+          <w:color w:val="000000"/>
+          <w:sz w:val="18"/>
+          <w:highlight w:val="lightGray"/>
+        </w:rPr>
+        <w:t>1</w:t>
+      </w:r>
+      <w:r>
+        <w:rPr>
+          <w:rFonts w:ascii="Arial" w:hAnsi="Arial"/>
+          <w:color w:val="000000"/>
+          <w:sz w:val="18"/>
+          <w:highlight w:val="lightGray"/>
+        </w:rPr>
+        <w:t>/</w:t>
+      </w:r>
+      <w:r>
+        <w:rPr>
+          <w:rFonts w:ascii="Arial" w:hAnsi="Arial"/>
+          <w:color w:val="000000"/>
+          <w:sz w:val="18"/>
+          <w:highlight w:val="lightGray"/>
+        </w:rPr>
+        <w:t>23</w:t>
       </w:r>
       <w:r>
         <w:rPr>
@@ -2503,16 +2613,34 @@
           <w:sz w:val="18"/>
           <w:highlight w:val="lightGray"/>
         </w:rPr>
-        <w:t xml:space="preserve"> [6/</w:t>
-      </w:r>
-      <w:r>
-        <w:rPr>
-          <w:rFonts w:ascii="Arial" w:hAnsi="Arial"/>
-          <w:color w:val="000000"/>
-          <w:sz w:val="18"/>
-          <w:highlight w:val="lightGray"/>
-        </w:rPr>
-        <w:t>7</w:t>
+        <w:t xml:space="preserve"> [</w:t>
+      </w:r>
+      <w:r>
+        <w:rPr>
+          <w:rFonts w:ascii="Arial" w:hAnsi="Arial"/>
+          <w:color w:val="000000"/>
+          <w:sz w:val="18"/>
+          <w:highlight w:val="lightGray"/>
+        </w:rPr>
+        <w:t>1</w:t>
+      </w:r>
+      <w:r>
+        <w:rPr>
+          <w:rFonts w:ascii="Arial" w:hAnsi="Arial"/>
+          <w:color w:val="000000"/>
+          <w:sz w:val="18"/>
+          <w:highlight w:val="lightGray"/>
+        </w:rPr>
+        <w:t>/</w:t>
+      </w:r>
+      <w:r>
+        <w:rPr>
+          <w:rFonts w:ascii="Arial" w:hAnsi="Arial"/>
+          <w:color w:val="000000"/>
+          <w:sz w:val="18"/>
+          <w:highlight w:val="lightGray"/>
+        </w:rPr>
+        <w:t>23</w:t>
       </w:r>
       <w:r>
         <w:rPr>
@@ -2616,19 +2744,11 @@
           <w:rFonts w:ascii="Roboto Mono" w:hAnsi="Roboto Mono"/>
         </w:rPr>
       </w:pPr>
-      <w:proofErr w:type="gramStart"/>
-      <w:r>
-        <w:rPr>
-          <w:rFonts w:ascii="Roboto Mono" w:hAnsi="Roboto Mono"/>
-        </w:rPr>
-        <w:t>#!/</w:t>
-      </w:r>
-      <w:proofErr w:type="gramEnd"/>
-      <w:r>
-        <w:rPr>
-          <w:rFonts w:ascii="Roboto Mono" w:hAnsi="Roboto Mono"/>
-        </w:rPr>
-        <w:t>bin/bash</w:t>
+      <w:r>
+        <w:rPr>
+          <w:rFonts w:ascii="Roboto Mono" w:hAnsi="Roboto Mono"/>
+        </w:rPr>
+        <w:t>#!/bin/bash</w:t>
       </w:r>
       <w:r>
         <w:rPr>
@@ -2770,16 +2890,34 @@
           <w:sz w:val="18"/>
           <w:highlight w:val="lightGray"/>
         </w:rPr>
-        <w:t xml:space="preserve"> [6/</w:t>
-      </w:r>
-      <w:r>
-        <w:rPr>
-          <w:rFonts w:ascii="Arial" w:hAnsi="Arial"/>
-          <w:color w:val="000000"/>
-          <w:sz w:val="18"/>
-          <w:highlight w:val="lightGray"/>
-        </w:rPr>
-        <w:t>7</w:t>
+        <w:t xml:space="preserve"> [</w:t>
+      </w:r>
+      <w:r>
+        <w:rPr>
+          <w:rFonts w:ascii="Arial" w:hAnsi="Arial"/>
+          <w:color w:val="000000"/>
+          <w:sz w:val="18"/>
+          <w:highlight w:val="lightGray"/>
+        </w:rPr>
+        <w:t>1</w:t>
+      </w:r>
+      <w:r>
+        <w:rPr>
+          <w:rFonts w:ascii="Arial" w:hAnsi="Arial"/>
+          <w:color w:val="000000"/>
+          <w:sz w:val="18"/>
+          <w:highlight w:val="lightGray"/>
+        </w:rPr>
+        <w:t>/</w:t>
+      </w:r>
+      <w:r>
+        <w:rPr>
+          <w:rFonts w:ascii="Arial" w:hAnsi="Arial"/>
+          <w:color w:val="000000"/>
+          <w:sz w:val="18"/>
+          <w:highlight w:val="lightGray"/>
+        </w:rPr>
+        <w:t>23</w:t>
       </w:r>
       <w:r>
         <w:rPr>
@@ -3024,16 +3162,34 @@
           <w:sz w:val="18"/>
           <w:highlight w:val="lightGray"/>
         </w:rPr>
-        <w:t xml:space="preserve"> [6/</w:t>
-      </w:r>
-      <w:r>
-        <w:rPr>
-          <w:rFonts w:ascii="Arial" w:hAnsi="Arial"/>
-          <w:color w:val="000000"/>
-          <w:sz w:val="18"/>
-          <w:highlight w:val="lightGray"/>
-        </w:rPr>
-        <w:t>7</w:t>
+        <w:t xml:space="preserve"> [</w:t>
+      </w:r>
+      <w:r>
+        <w:rPr>
+          <w:rFonts w:ascii="Arial" w:hAnsi="Arial"/>
+          <w:color w:val="000000"/>
+          <w:sz w:val="18"/>
+          <w:highlight w:val="lightGray"/>
+        </w:rPr>
+        <w:t>1</w:t>
+      </w:r>
+      <w:r>
+        <w:rPr>
+          <w:rFonts w:ascii="Arial" w:hAnsi="Arial"/>
+          <w:color w:val="000000"/>
+          <w:sz w:val="18"/>
+          <w:highlight w:val="lightGray"/>
+        </w:rPr>
+        <w:t>/</w:t>
+      </w:r>
+      <w:r>
+        <w:rPr>
+          <w:rFonts w:ascii="Arial" w:hAnsi="Arial"/>
+          <w:color w:val="000000"/>
+          <w:sz w:val="18"/>
+          <w:highlight w:val="lightGray"/>
+        </w:rPr>
+        <w:t>23</w:t>
       </w:r>
       <w:r>
         <w:rPr>
@@ -3148,14 +3304,7 @@
         <w:rPr>
           <w:rFonts w:ascii="Roboto Mono" w:hAnsi="Roboto Mono"/>
         </w:rPr>
-        <w:t>file_get_</w:t>
-      </w:r>
-      <w:proofErr w:type="gramStart"/>
-      <w:r>
-        <w:rPr>
-          <w:rFonts w:ascii="Roboto Mono" w:hAnsi="Roboto Mono"/>
-        </w:rPr>
-        <w:t>contents</w:t>
+        <w:t>file_get_contents</w:t>
       </w:r>
       <w:proofErr w:type="spellEnd"/>
       <w:r>
@@ -3164,7 +3313,6 @@
         </w:rPr>
         <w:t>(</w:t>
       </w:r>
-      <w:proofErr w:type="gramEnd"/>
       <w:r>
         <w:rPr>
           <w:rFonts w:ascii="Roboto Mono" w:hAnsi="Roboto Mono"/>
@@ -3306,16 +3454,34 @@
           <w:sz w:val="18"/>
           <w:highlight w:val="lightGray"/>
         </w:rPr>
-        <w:t xml:space="preserve"> [6/</w:t>
-      </w:r>
-      <w:r>
-        <w:rPr>
-          <w:rFonts w:ascii="Arial" w:hAnsi="Arial"/>
-          <w:color w:val="000000"/>
-          <w:sz w:val="18"/>
-          <w:highlight w:val="lightGray"/>
-        </w:rPr>
-        <w:t>7</w:t>
+        <w:t xml:space="preserve"> [</w:t>
+      </w:r>
+      <w:r>
+        <w:rPr>
+          <w:rFonts w:ascii="Arial" w:hAnsi="Arial"/>
+          <w:color w:val="000000"/>
+          <w:sz w:val="18"/>
+          <w:highlight w:val="lightGray"/>
+        </w:rPr>
+        <w:t>1</w:t>
+      </w:r>
+      <w:r>
+        <w:rPr>
+          <w:rFonts w:ascii="Arial" w:hAnsi="Arial"/>
+          <w:color w:val="000000"/>
+          <w:sz w:val="18"/>
+          <w:highlight w:val="lightGray"/>
+        </w:rPr>
+        <w:t>/</w:t>
+      </w:r>
+      <w:r>
+        <w:rPr>
+          <w:rFonts w:ascii="Arial" w:hAnsi="Arial"/>
+          <w:color w:val="000000"/>
+          <w:sz w:val="18"/>
+          <w:highlight w:val="lightGray"/>
+        </w:rPr>
+        <w:t>23</w:t>
       </w:r>
       <w:r>
         <w:rPr>
@@ -3549,16 +3715,34 @@
           <w:sz w:val="18"/>
           <w:highlight w:val="lightGray"/>
         </w:rPr>
-        <w:t xml:space="preserve"> [6/</w:t>
-      </w:r>
-      <w:r>
-        <w:rPr>
-          <w:rFonts w:ascii="Arial" w:hAnsi="Arial"/>
-          <w:color w:val="000000"/>
-          <w:sz w:val="18"/>
-          <w:highlight w:val="lightGray"/>
-        </w:rPr>
-        <w:t>7</w:t>
+        <w:t xml:space="preserve"> [</w:t>
+      </w:r>
+      <w:r>
+        <w:rPr>
+          <w:rFonts w:ascii="Arial" w:hAnsi="Arial"/>
+          <w:color w:val="000000"/>
+          <w:sz w:val="18"/>
+          <w:highlight w:val="lightGray"/>
+        </w:rPr>
+        <w:t>1</w:t>
+      </w:r>
+      <w:r>
+        <w:rPr>
+          <w:rFonts w:ascii="Arial" w:hAnsi="Arial"/>
+          <w:color w:val="000000"/>
+          <w:sz w:val="18"/>
+          <w:highlight w:val="lightGray"/>
+        </w:rPr>
+        <w:t>/</w:t>
+      </w:r>
+      <w:r>
+        <w:rPr>
+          <w:rFonts w:ascii="Arial" w:hAnsi="Arial"/>
+          <w:color w:val="000000"/>
+          <w:sz w:val="18"/>
+          <w:highlight w:val="lightGray"/>
+        </w:rPr>
+        <w:t>23</w:t>
       </w:r>
       <w:r>
         <w:rPr>
@@ -3695,19 +3879,11 @@
           <w:rFonts w:ascii="Roboto Mono" w:hAnsi="Roboto Mono"/>
         </w:rPr>
       </w:pPr>
-      <w:proofErr w:type="gramStart"/>
-      <w:r>
-        <w:rPr>
-          <w:rFonts w:ascii="Roboto Mono" w:hAnsi="Roboto Mono"/>
-        </w:rPr>
-        <w:t>#!/</w:t>
-      </w:r>
-      <w:proofErr w:type="gramEnd"/>
-      <w:r>
-        <w:rPr>
-          <w:rFonts w:ascii="Roboto Mono" w:hAnsi="Roboto Mono"/>
-        </w:rPr>
-        <w:t>bin/bash</w:t>
+      <w:r>
+        <w:rPr>
+          <w:rFonts w:ascii="Roboto Mono" w:hAnsi="Roboto Mono"/>
+        </w:rPr>
+        <w:t>#!/bin/bash</w:t>
       </w:r>
       <w:r>
         <w:rPr>
@@ -3847,19 +4023,11 @@
           <w:rFonts w:ascii="Roboto Mono" w:hAnsi="Roboto Mono"/>
         </w:rPr>
       </w:pPr>
-      <w:proofErr w:type="gramStart"/>
-      <w:r>
-        <w:rPr>
-          <w:rFonts w:ascii="Roboto Mono" w:hAnsi="Roboto Mono"/>
-        </w:rPr>
-        <w:t>print(</w:t>
-      </w:r>
-      <w:proofErr w:type="gramEnd"/>
-      <w:r>
-        <w:rPr>
-          <w:rFonts w:ascii="Roboto Mono" w:hAnsi="Roboto Mono"/>
-        </w:rPr>
-        <w:t>"Task Completed")</w:t>
+      <w:r>
+        <w:rPr>
+          <w:rFonts w:ascii="Roboto Mono" w:hAnsi="Roboto Mono"/>
+        </w:rPr>
+        <w:t>print("Task Completed")</w:t>
       </w:r>
     </w:p>
     <w:p>
@@ -4400,16 +4568,34 @@
           <w:sz w:val="18"/>
           <w:highlight w:val="lightGray"/>
         </w:rPr>
-        <w:t xml:space="preserve"> [6/</w:t>
-      </w:r>
-      <w:r>
-        <w:rPr>
-          <w:rFonts w:ascii="Arial" w:hAnsi="Arial"/>
-          <w:color w:val="000000"/>
-          <w:sz w:val="18"/>
-          <w:highlight w:val="lightGray"/>
-        </w:rPr>
-        <w:t>7</w:t>
+        <w:t xml:space="preserve"> [</w:t>
+      </w:r>
+      <w:r>
+        <w:rPr>
+          <w:rFonts w:ascii="Arial" w:hAnsi="Arial"/>
+          <w:color w:val="000000"/>
+          <w:sz w:val="18"/>
+          <w:highlight w:val="lightGray"/>
+        </w:rPr>
+        <w:t>1</w:t>
+      </w:r>
+      <w:r>
+        <w:rPr>
+          <w:rFonts w:ascii="Arial" w:hAnsi="Arial"/>
+          <w:color w:val="000000"/>
+          <w:sz w:val="18"/>
+          <w:highlight w:val="lightGray"/>
+        </w:rPr>
+        <w:t>/</w:t>
+      </w:r>
+      <w:r>
+        <w:rPr>
+          <w:rFonts w:ascii="Arial" w:hAnsi="Arial"/>
+          <w:color w:val="000000"/>
+          <w:sz w:val="18"/>
+          <w:highlight w:val="lightGray"/>
+        </w:rPr>
+        <w:t>23</w:t>
       </w:r>
       <w:r>
         <w:rPr>
@@ -4563,19 +4749,11 @@
                 <w:rFonts w:ascii="Roboto Mono" w:hAnsi="Roboto Mono"/>
               </w:rPr>
             </w:pPr>
-            <w:proofErr w:type="gramStart"/>
             <w:r>
               <w:rPr>
                 <w:rFonts w:ascii="Roboto Mono" w:hAnsi="Roboto Mono"/>
               </w:rPr>
-              <w:t>Usually</w:t>
-            </w:r>
-            <w:proofErr w:type="gramEnd"/>
-            <w:r>
-              <w:rPr>
-                <w:rFonts w:ascii="Roboto Mono" w:hAnsi="Roboto Mono"/>
-              </w:rPr>
-              <w:t xml:space="preserve"> smaller</w:t>
+              <w:t>Usually smaller</w:t>
             </w:r>
           </w:p>
         </w:tc>
@@ -4591,19 +4769,11 @@
                 <w:rFonts w:ascii="Roboto Mono" w:hAnsi="Roboto Mono"/>
               </w:rPr>
             </w:pPr>
-            <w:proofErr w:type="gramStart"/>
             <w:r>
               <w:rPr>
                 <w:rFonts w:ascii="Roboto Mono" w:hAnsi="Roboto Mono"/>
               </w:rPr>
-              <w:t>Usually</w:t>
-            </w:r>
-            <w:proofErr w:type="gramEnd"/>
-            <w:r>
-              <w:rPr>
-                <w:rFonts w:ascii="Roboto Mono" w:hAnsi="Roboto Mono"/>
-              </w:rPr>
-              <w:t xml:space="preserve"> larger</w:t>
+              <w:t>Usually larger</w:t>
             </w:r>
           </w:p>
         </w:tc>
@@ -5134,16 +5304,34 @@
           <w:sz w:val="18"/>
           <w:highlight w:val="lightGray"/>
         </w:rPr>
-        <w:t xml:space="preserve"> [6/</w:t>
-      </w:r>
-      <w:r>
-        <w:rPr>
-          <w:rFonts w:ascii="Arial" w:hAnsi="Arial"/>
-          <w:color w:val="000000"/>
-          <w:sz w:val="18"/>
-          <w:highlight w:val="lightGray"/>
-        </w:rPr>
-        <w:t>7</w:t>
+        <w:t xml:space="preserve"> [</w:t>
+      </w:r>
+      <w:r>
+        <w:rPr>
+          <w:rFonts w:ascii="Arial" w:hAnsi="Arial"/>
+          <w:color w:val="000000"/>
+          <w:sz w:val="18"/>
+          <w:highlight w:val="lightGray"/>
+        </w:rPr>
+        <w:t>1</w:t>
+      </w:r>
+      <w:r>
+        <w:rPr>
+          <w:rFonts w:ascii="Arial" w:hAnsi="Arial"/>
+          <w:color w:val="000000"/>
+          <w:sz w:val="18"/>
+          <w:highlight w:val="lightGray"/>
+        </w:rPr>
+        <w:t>/</w:t>
+      </w:r>
+      <w:r>
+        <w:rPr>
+          <w:rFonts w:ascii="Arial" w:hAnsi="Arial"/>
+          <w:color w:val="000000"/>
+          <w:sz w:val="18"/>
+          <w:highlight w:val="lightGray"/>
+        </w:rPr>
+        <w:t>23</w:t>
       </w:r>
       <w:r>
         <w:rPr>
@@ -5406,19 +5594,11 @@
                 <w:rFonts w:ascii="Roboto Mono" w:hAnsi="Roboto Mono"/>
               </w:rPr>
             </w:pPr>
-            <w:proofErr w:type="gramStart"/>
             <w:r>
               <w:rPr>
                 <w:rFonts w:ascii="Roboto Mono" w:hAnsi="Roboto Mono"/>
               </w:rPr>
-              <w:t>Usually</w:t>
-            </w:r>
-            <w:proofErr w:type="gramEnd"/>
-            <w:r>
-              <w:rPr>
-                <w:rFonts w:ascii="Roboto Mono" w:hAnsi="Roboto Mono"/>
-              </w:rPr>
-              <w:t xml:space="preserve"> smaller</w:t>
+              <w:t>Usually smaller</w:t>
             </w:r>
           </w:p>
         </w:tc>
@@ -5708,16 +5888,34 @@
           <w:sz w:val="18"/>
           <w:highlight w:val="lightGray"/>
         </w:rPr>
-        <w:t xml:space="preserve"> [6/</w:t>
-      </w:r>
-      <w:r>
-        <w:rPr>
-          <w:rFonts w:ascii="Arial" w:hAnsi="Arial"/>
-          <w:color w:val="000000"/>
-          <w:sz w:val="18"/>
-          <w:highlight w:val="lightGray"/>
-        </w:rPr>
-        <w:t>7</w:t>
+        <w:t xml:space="preserve"> [</w:t>
+      </w:r>
+      <w:r>
+        <w:rPr>
+          <w:rFonts w:ascii="Arial" w:hAnsi="Arial"/>
+          <w:color w:val="000000"/>
+          <w:sz w:val="18"/>
+          <w:highlight w:val="lightGray"/>
+        </w:rPr>
+        <w:t>1</w:t>
+      </w:r>
+      <w:r>
+        <w:rPr>
+          <w:rFonts w:ascii="Arial" w:hAnsi="Arial"/>
+          <w:color w:val="000000"/>
+          <w:sz w:val="18"/>
+          <w:highlight w:val="lightGray"/>
+        </w:rPr>
+        <w:t>/</w:t>
+      </w:r>
+      <w:r>
+        <w:rPr>
+          <w:rFonts w:ascii="Arial" w:hAnsi="Arial"/>
+          <w:color w:val="000000"/>
+          <w:sz w:val="18"/>
+          <w:highlight w:val="lightGray"/>
+        </w:rPr>
+        <w:t>23</w:t>
       </w:r>
       <w:r>
         <w:rPr>
@@ -5814,19 +6012,11 @@
           <w:rFonts w:ascii="Roboto Mono" w:hAnsi="Roboto Mono"/>
         </w:rPr>
       </w:pPr>
-      <w:proofErr w:type="gramStart"/>
-      <w:r>
-        <w:rPr>
-          <w:rFonts w:ascii="Roboto Mono" w:hAnsi="Roboto Mono"/>
-        </w:rPr>
-        <w:t>#!/</w:t>
-      </w:r>
-      <w:proofErr w:type="gramEnd"/>
-      <w:r>
-        <w:rPr>
-          <w:rFonts w:ascii="Roboto Mono" w:hAnsi="Roboto Mono"/>
-        </w:rPr>
-        <w:t>bin/bash</w:t>
+      <w:r>
+        <w:rPr>
+          <w:rFonts w:ascii="Roboto Mono" w:hAnsi="Roboto Mono"/>
+        </w:rPr>
+        <w:t>#!/bin/bash</w:t>
       </w:r>
       <w:r>
         <w:rPr>
@@ -5974,14 +6164,7 @@
         <w:rPr>
           <w:rFonts w:ascii="Roboto Mono" w:hAnsi="Roboto Mono"/>
         </w:rPr>
-        <w:t>send_</w:t>
-      </w:r>
-      <w:proofErr w:type="gramStart"/>
-      <w:r>
-        <w:rPr>
-          <w:rFonts w:ascii="Roboto Mono" w:hAnsi="Roboto Mono"/>
-        </w:rPr>
-        <w:t>email</w:t>
+        <w:t>send_email</w:t>
       </w:r>
       <w:proofErr w:type="spellEnd"/>
       <w:r>
@@ -5990,7 +6173,6 @@
         </w:rPr>
         <w:t>(</w:t>
       </w:r>
-      <w:proofErr w:type="gramEnd"/>
       <w:r>
         <w:rPr>
           <w:rFonts w:ascii="Roboto Mono" w:hAnsi="Roboto Mono"/>
@@ -6138,14 +6320,7 @@
         <w:rPr>
           <w:rFonts w:ascii="Roboto Mono" w:hAnsi="Roboto Mono"/>
         </w:rPr>
-        <w:t>file_get_</w:t>
-      </w:r>
-      <w:proofErr w:type="gramStart"/>
-      <w:r>
-        <w:rPr>
-          <w:rFonts w:ascii="Roboto Mono" w:hAnsi="Roboto Mono"/>
-        </w:rPr>
-        <w:t>contents</w:t>
+        <w:t>file_get_contents</w:t>
       </w:r>
       <w:proofErr w:type="spellEnd"/>
       <w:r>
@@ -6154,7 +6329,6 @@
         </w:rPr>
         <w:t>(</w:t>
       </w:r>
-      <w:proofErr w:type="gramEnd"/>
       <w:r>
         <w:rPr>
           <w:rFonts w:ascii="Roboto Mono" w:hAnsi="Roboto Mono"/>
@@ -6854,16 +7028,34 @@
           <w:sz w:val="18"/>
           <w:highlight w:val="lightGray"/>
         </w:rPr>
-        <w:t xml:space="preserve"> [6/</w:t>
-      </w:r>
-      <w:r>
-        <w:rPr>
-          <w:rFonts w:ascii="Arial" w:hAnsi="Arial"/>
-          <w:color w:val="000000"/>
-          <w:sz w:val="18"/>
-          <w:highlight w:val="lightGray"/>
-        </w:rPr>
-        <w:t>7</w:t>
+        <w:t xml:space="preserve"> [</w:t>
+      </w:r>
+      <w:r>
+        <w:rPr>
+          <w:rFonts w:ascii="Arial" w:hAnsi="Arial"/>
+          <w:color w:val="000000"/>
+          <w:sz w:val="18"/>
+          <w:highlight w:val="lightGray"/>
+        </w:rPr>
+        <w:t>1</w:t>
+      </w:r>
+      <w:r>
+        <w:rPr>
+          <w:rFonts w:ascii="Arial" w:hAnsi="Arial"/>
+          <w:color w:val="000000"/>
+          <w:sz w:val="18"/>
+          <w:highlight w:val="lightGray"/>
+        </w:rPr>
+        <w:t>/</w:t>
+      </w:r>
+      <w:r>
+        <w:rPr>
+          <w:rFonts w:ascii="Arial" w:hAnsi="Arial"/>
+          <w:color w:val="000000"/>
+          <w:sz w:val="18"/>
+          <w:highlight w:val="lightGray"/>
+        </w:rPr>
+        <w:t>23</w:t>
       </w:r>
       <w:r>
         <w:rPr>
@@ -7083,16 +7275,34 @@
           <w:sz w:val="18"/>
           <w:highlight w:val="lightGray"/>
         </w:rPr>
-        <w:t xml:space="preserve"> [6/</w:t>
-      </w:r>
-      <w:r>
-        <w:rPr>
-          <w:rFonts w:ascii="Arial" w:hAnsi="Arial"/>
-          <w:color w:val="000000"/>
-          <w:sz w:val="18"/>
-          <w:highlight w:val="lightGray"/>
-        </w:rPr>
-        <w:t>7</w:t>
+        <w:t xml:space="preserve"> [</w:t>
+      </w:r>
+      <w:r>
+        <w:rPr>
+          <w:rFonts w:ascii="Arial" w:hAnsi="Arial"/>
+          <w:color w:val="000000"/>
+          <w:sz w:val="18"/>
+          <w:highlight w:val="lightGray"/>
+        </w:rPr>
+        <w:t>1</w:t>
+      </w:r>
+      <w:r>
+        <w:rPr>
+          <w:rFonts w:ascii="Arial" w:hAnsi="Arial"/>
+          <w:color w:val="000000"/>
+          <w:sz w:val="18"/>
+          <w:highlight w:val="lightGray"/>
+        </w:rPr>
+        <w:t>/</w:t>
+      </w:r>
+      <w:r>
+        <w:rPr>
+          <w:rFonts w:ascii="Arial" w:hAnsi="Arial"/>
+          <w:color w:val="000000"/>
+          <w:sz w:val="18"/>
+          <w:highlight w:val="lightGray"/>
+        </w:rPr>
+        <w:t>23</w:t>
       </w:r>
       <w:r>
         <w:rPr>
@@ -7295,16 +7505,34 @@
           <w:sz w:val="18"/>
           <w:highlight w:val="lightGray"/>
         </w:rPr>
-        <w:t xml:space="preserve"> [6/</w:t>
-      </w:r>
-      <w:r>
-        <w:rPr>
-          <w:rFonts w:ascii="Arial" w:hAnsi="Arial"/>
-          <w:color w:val="000000"/>
-          <w:sz w:val="18"/>
-          <w:highlight w:val="lightGray"/>
-        </w:rPr>
-        <w:t>7</w:t>
+        <w:t xml:space="preserve"> [</w:t>
+      </w:r>
+      <w:r>
+        <w:rPr>
+          <w:rFonts w:ascii="Arial" w:hAnsi="Arial"/>
+          <w:color w:val="000000"/>
+          <w:sz w:val="18"/>
+          <w:highlight w:val="lightGray"/>
+        </w:rPr>
+        <w:t>1</w:t>
+      </w:r>
+      <w:r>
+        <w:rPr>
+          <w:rFonts w:ascii="Arial" w:hAnsi="Arial"/>
+          <w:color w:val="000000"/>
+          <w:sz w:val="18"/>
+          <w:highlight w:val="lightGray"/>
+        </w:rPr>
+        <w:t>/</w:t>
+      </w:r>
+      <w:r>
+        <w:rPr>
+          <w:rFonts w:ascii="Arial" w:hAnsi="Arial"/>
+          <w:color w:val="000000"/>
+          <w:sz w:val="18"/>
+          <w:highlight w:val="lightGray"/>
+        </w:rPr>
+        <w:t>23</w:t>
       </w:r>
       <w:r>
         <w:rPr>
@@ -7697,16 +7925,34 @@
           <w:sz w:val="18"/>
           <w:highlight w:val="lightGray"/>
         </w:rPr>
-        <w:t xml:space="preserve"> [6/</w:t>
-      </w:r>
-      <w:r>
-        <w:rPr>
-          <w:rFonts w:ascii="Arial" w:hAnsi="Arial"/>
-          <w:color w:val="000000"/>
-          <w:sz w:val="18"/>
-          <w:highlight w:val="lightGray"/>
-        </w:rPr>
-        <w:t>7</w:t>
+        <w:t xml:space="preserve"> [</w:t>
+      </w:r>
+      <w:r>
+        <w:rPr>
+          <w:rFonts w:ascii="Arial" w:hAnsi="Arial"/>
+          <w:color w:val="000000"/>
+          <w:sz w:val="18"/>
+          <w:highlight w:val="lightGray"/>
+        </w:rPr>
+        <w:t>1</w:t>
+      </w:r>
+      <w:r>
+        <w:rPr>
+          <w:rFonts w:ascii="Arial" w:hAnsi="Arial"/>
+          <w:color w:val="000000"/>
+          <w:sz w:val="18"/>
+          <w:highlight w:val="lightGray"/>
+        </w:rPr>
+        <w:t>/</w:t>
+      </w:r>
+      <w:r>
+        <w:rPr>
+          <w:rFonts w:ascii="Arial" w:hAnsi="Arial"/>
+          <w:color w:val="000000"/>
+          <w:sz w:val="18"/>
+          <w:highlight w:val="lightGray"/>
+        </w:rPr>
+        <w:t>23</w:t>
       </w:r>
       <w:r>
         <w:rPr>
